--- a/feladat1/jegyzokonyv_sablon.docx
+++ b/feladat1/jegyzokonyv_sablon.docx
@@ -588,7 +588,7 @@
                 <w:b w:val="0"/>
                 <w:sz w:val="19"/>
               </w:rPr>
-              <w:t>Megfogo – TCP: Z = 160 mm a robot karimájától</w:t>
+              <w:t>Megfogo – egyszerű párhuzamos megfogó (Megfogo.stl), TCP: Z = 160 mm a robot karimájától</w:t>
             </w:r>
           </w:p>
         </w:tc>
@@ -729,7 +729,7 @@
         <w:t xml:space="preserve">Ütközésvizsgálat: </w:t>
       </w:r>
       <w:r>
-        <w:t>Tools → Check collisions bekapcsolva, a szándékos érintkezések (megfogó–munkadarab, munkadarab–asztal) kikapcsolva a Collision map-ben, majd Check path and collisions (Shift+F5) minden programra.</w:t>
+        <w:t>Tools → Check collisions bekapcsolva, a Collision map alapbeállításával, majd Check path and collisions (Shift+F5) minden programra. Az asztallap teteje 0,5 mm-rel a ráhelyezett tárgyak alatt van, így a felfekvő tárgyak érintkezése nem számít ütközésnek.</w:t>
       </w:r>
     </w:p>
     <w:p>
@@ -954,7 +954,7 @@
           <w:b w:val="0"/>
           <w:i w:val="0"/>
         </w:rPr>
-        <w:t>Az állomás egy UR5e robotból, egy megfogóból, egy asztalból, a munkadarabból (50 mm-es kocka) és egy lerakóhely-jelölőből áll. A tárgyak az Asztal referencia keretben vannak, így a keret elmozdításával a teljes cella (a célpontokkal együtt) áthelyezhető.</w:t>
+        <w:t>Az állomás egy UR5e robotból, egy megfogóból, egy asztalból, a munkadarabból (50 mm-es kocka) és egy lerakóhely-jelölőből áll. A tárgyak 3D-modelljeit (STL) a RoboDK File → Open parancsával töltöttem be. A tárgyak az Asztal referencia keretben vannak, így a keret elmozdításával a teljes cella (a célpontokkal együtt) áthelyezhető. Az asztallap teteje 0,5 mm-rel a keret síkja alatt van, hogy a ráhelyezett tárgyak ne érintkezzenek vele (a pontos érintkezést a RoboDK ütközésnek vehetné).</w:t>
       </w:r>
     </w:p>
     <w:p>
@@ -988,9 +988,9 @@
         <w:tblLook w:firstColumn="1" w:firstRow="1" w:lastColumn="0" w:lastRow="0" w:noHBand="0" w:noVBand="1" w:val="04A0"/>
       </w:tblPr>
       <w:tblGrid>
-        <w:gridCol w:w="1814"/>
-        <w:gridCol w:w="1814"/>
-        <w:gridCol w:w="5670"/>
+        <w:gridCol w:w="1701"/>
+        <w:gridCol w:w="2154"/>
+        <w:gridCol w:w="5443"/>
       </w:tblGrid>
       <w:tr>
         <w:trPr>
@@ -999,7 +999,7 @@
         </w:trPr>
         <w:tc>
           <w:tcPr>
-            <w:tcW w:type="dxa" w:w="1814"/>
+            <w:tcW w:type="dxa" w:w="1701"/>
             <w:shd w:val="clear" w:color="auto" w:fill="DCE6F2"/>
           </w:tcPr>
           <w:p>
@@ -1019,7 +1019,7 @@
         </w:tc>
         <w:tc>
           <w:tcPr>
-            <w:tcW w:type="dxa" w:w="1814"/>
+            <w:tcW w:type="dxa" w:w="2154"/>
             <w:shd w:val="clear" w:color="auto" w:fill="DCE6F2"/>
           </w:tcPr>
           <w:p>
@@ -1040,7 +1040,7 @@
         </w:tc>
         <w:tc>
           <w:tcPr>
-            <w:tcW w:type="dxa" w:w="5669"/>
+            <w:tcW w:type="dxa" w:w="5443"/>
             <w:shd w:val="clear" w:color="auto" w:fill="DCE6F2"/>
           </w:tcPr>
           <w:p>
@@ -1055,7 +1055,7 @@
                 <w:b/>
                 <w:sz w:val="19"/>
               </w:rPr>
-              <w:t>Adatok (a hely a doboz alaplapjának közepe)</w:t>
+              <w:t>Adatok (hely: a modell origója az Asztal keretben)</w:t>
             </w:r>
           </w:p>
         </w:tc>
@@ -1066,7 +1066,7 @@
         </w:trPr>
         <w:tc>
           <w:tcPr>
-            <w:tcW w:type="dxa" w:w="1814"/>
+            <w:tcW w:type="dxa" w:w="1701"/>
           </w:tcPr>
           <w:p>
             <w:pPr>
@@ -1085,39 +1085,39 @@
         </w:tc>
         <w:tc>
           <w:tcPr>
-            <w:tcW w:type="dxa" w:w="1814"/>
-          </w:tcPr>
-          <w:p>
-            <w:pPr>
-              <w:keepNext/>
-              <w:spacing w:after="0" w:line="240" w:lineRule="auto"/>
-            </w:pPr>
-            <w:r/>
-            <w:r>
-              <w:rPr>
-                <w:b w:val="0"/>
-                <w:sz w:val="19"/>
-              </w:rPr>
-              <w:t>szerszám</w:t>
-            </w:r>
-          </w:p>
-        </w:tc>
-        <w:tc>
-          <w:tcPr>
-            <w:tcW w:type="dxa" w:w="5669"/>
-          </w:tcPr>
-          <w:p>
-            <w:pPr>
-              <w:keepNext/>
-              <w:spacing w:after="0" w:line="240" w:lineRule="auto"/>
-            </w:pPr>
-            <w:r/>
-            <w:r>
-              <w:rPr>
-                <w:b w:val="0"/>
-                <w:sz w:val="19"/>
-              </w:rPr>
-              <w:t>TCP: Z = 160 mm a karimától</w:t>
+            <w:tcW w:type="dxa" w:w="2154"/>
+          </w:tcPr>
+          <w:p>
+            <w:pPr>
+              <w:keepNext/>
+              <w:spacing w:after="0" w:line="240" w:lineRule="auto"/>
+            </w:pPr>
+            <w:r/>
+            <w:r>
+              <w:rPr>
+                <w:b w:val="0"/>
+                <w:sz w:val="19"/>
+              </w:rPr>
+              <w:t>szerszám (Megfogo.stl)</w:t>
+            </w:r>
+          </w:p>
+        </w:tc>
+        <w:tc>
+          <w:tcPr>
+            <w:tcW w:type="dxa" w:w="5443"/>
+          </w:tcPr>
+          <w:p>
+            <w:pPr>
+              <w:keepNext/>
+              <w:spacing w:after="0" w:line="240" w:lineRule="auto"/>
+            </w:pPr>
+            <w:r/>
+            <w:r>
+              <w:rPr>
+                <w:b w:val="0"/>
+                <w:sz w:val="19"/>
+              </w:rPr>
+              <w:t>egyszerű párhuzamos megfogó; TCP: Z = 160 mm a karimától</w:t>
             </w:r>
           </w:p>
         </w:tc>
@@ -1128,7 +1128,7 @@
         </w:trPr>
         <w:tc>
           <w:tcPr>
-            <w:tcW w:type="dxa" w:w="1814"/>
+            <w:tcW w:type="dxa" w:w="1701"/>
           </w:tcPr>
           <w:p>
             <w:pPr>
@@ -1147,7 +1147,7 @@
         </w:tc>
         <w:tc>
           <w:tcPr>
-            <w:tcW w:type="dxa" w:w="1814"/>
+            <w:tcW w:type="dxa" w:w="2154"/>
           </w:tcPr>
           <w:p>
             <w:pPr>
@@ -1166,7 +1166,7 @@
         </w:tc>
         <w:tc>
           <w:tcPr>
-            <w:tcW w:type="dxa" w:w="5669"/>
+            <w:tcW w:type="dxa" w:w="5443"/>
           </w:tcPr>
           <w:p>
             <w:pPr>
@@ -1190,7 +1190,7 @@
         </w:trPr>
         <w:tc>
           <w:tcPr>
-            <w:tcW w:type="dxa" w:w="1814"/>
+            <w:tcW w:type="dxa" w:w="1701"/>
           </w:tcPr>
           <w:p>
             <w:pPr>
@@ -1209,39 +1209,39 @@
         </w:tc>
         <w:tc>
           <w:tcPr>
-            <w:tcW w:type="dxa" w:w="1814"/>
-          </w:tcPr>
-          <w:p>
-            <w:pPr>
-              <w:keepNext/>
-              <w:spacing w:after="0" w:line="240" w:lineRule="auto"/>
-            </w:pPr>
-            <w:r/>
-            <w:r>
-              <w:rPr>
-                <w:b w:val="0"/>
-                <w:sz w:val="19"/>
-              </w:rPr>
-              <w:t>doboz</w:t>
-            </w:r>
-          </w:p>
-        </w:tc>
-        <w:tc>
-          <w:tcPr>
-            <w:tcW w:type="dxa" w:w="5669"/>
-          </w:tcPr>
-          <w:p>
-            <w:pPr>
-              <w:keepNext/>
-              <w:spacing w:after="0" w:line="240" w:lineRule="auto"/>
-            </w:pPr>
-            <w:r/>
-            <w:r>
-              <w:rPr>
-                <w:b w:val="0"/>
-                <w:sz w:val="19"/>
-              </w:rPr>
-              <w:t>500 × 800 × 20 mm, hely: (0; 0; −20) mm</w:t>
+            <w:tcW w:type="dxa" w:w="2154"/>
+          </w:tcPr>
+          <w:p>
+            <w:pPr>
+              <w:keepNext/>
+              <w:spacing w:after="0" w:line="240" w:lineRule="auto"/>
+            </w:pPr>
+            <w:r/>
+            <w:r>
+              <w:rPr>
+                <w:b w:val="0"/>
+                <w:sz w:val="19"/>
+              </w:rPr>
+              <w:t>tárgy (Asztallap.stl)</w:t>
+            </w:r>
+          </w:p>
+        </w:tc>
+        <w:tc>
+          <w:tcPr>
+            <w:tcW w:type="dxa" w:w="5443"/>
+          </w:tcPr>
+          <w:p>
+            <w:pPr>
+              <w:keepNext/>
+              <w:spacing w:after="0" w:line="240" w:lineRule="auto"/>
+            </w:pPr>
+            <w:r/>
+            <w:r>
+              <w:rPr>
+                <w:b w:val="0"/>
+                <w:sz w:val="19"/>
+              </w:rPr>
+              <w:t>500 × 800 × 20 mm; hely: (0; 0; 0) mm; a teteje Z = −0,5 mm-en</w:t>
             </w:r>
           </w:p>
         </w:tc>
@@ -1252,7 +1252,7 @@
         </w:trPr>
         <w:tc>
           <w:tcPr>
-            <w:tcW w:type="dxa" w:w="1814"/>
+            <w:tcW w:type="dxa" w:w="1701"/>
           </w:tcPr>
           <w:p>
             <w:pPr>
@@ -1271,39 +1271,39 @@
         </w:tc>
         <w:tc>
           <w:tcPr>
-            <w:tcW w:type="dxa" w:w="1814"/>
-          </w:tcPr>
-          <w:p>
-            <w:pPr>
-              <w:keepNext/>
-              <w:spacing w:after="0" w:line="240" w:lineRule="auto"/>
-            </w:pPr>
-            <w:r/>
-            <w:r>
-              <w:rPr>
-                <w:b w:val="0"/>
-                <w:sz w:val="19"/>
-              </w:rPr>
-              <w:t>doboz</w:t>
-            </w:r>
-          </w:p>
-        </w:tc>
-        <w:tc>
-          <w:tcPr>
-            <w:tcW w:type="dxa" w:w="5669"/>
-          </w:tcPr>
-          <w:p>
-            <w:pPr>
-              <w:keepNext/>
-              <w:spacing w:after="0" w:line="240" w:lineRule="auto"/>
-            </w:pPr>
-            <w:r/>
-            <w:r>
-              <w:rPr>
-                <w:b w:val="0"/>
-                <w:sz w:val="19"/>
-              </w:rPr>
-              <w:t>50 × 50 × 50 mm, hely: (0; −200; 0) mm</w:t>
+            <w:tcW w:type="dxa" w:w="2154"/>
+          </w:tcPr>
+          <w:p>
+            <w:pPr>
+              <w:keepNext/>
+              <w:spacing w:after="0" w:line="240" w:lineRule="auto"/>
+            </w:pPr>
+            <w:r/>
+            <w:r>
+              <w:rPr>
+                <w:b w:val="0"/>
+                <w:sz w:val="19"/>
+              </w:rPr>
+              <w:t>tárgy (Munkadarab.stl)</w:t>
+            </w:r>
+          </w:p>
+        </w:tc>
+        <w:tc>
+          <w:tcPr>
+            <w:tcW w:type="dxa" w:w="5443"/>
+          </w:tcPr>
+          <w:p>
+            <w:pPr>
+              <w:keepNext/>
+              <w:spacing w:after="0" w:line="240" w:lineRule="auto"/>
+            </w:pPr>
+            <w:r/>
+            <w:r>
+              <w:rPr>
+                <w:b w:val="0"/>
+                <w:sz w:val="19"/>
+              </w:rPr>
+              <w:t>50 × 50 × 50 mm-es kocka; hely: (0; −200; 0) mm (az alaplap közepe)</w:t>
             </w:r>
           </w:p>
         </w:tc>
@@ -1314,7 +1314,7 @@
         </w:trPr>
         <w:tc>
           <w:tcPr>
-            <w:tcW w:type="dxa" w:w="1814"/>
+            <w:tcW w:type="dxa" w:w="1701"/>
           </w:tcPr>
           <w:p>
             <w:pPr>
@@ -1332,37 +1332,37 @@
         </w:tc>
         <w:tc>
           <w:tcPr>
-            <w:tcW w:type="dxa" w:w="1814"/>
-          </w:tcPr>
-          <w:p>
-            <w:pPr>
-              <w:spacing w:after="0" w:line="240" w:lineRule="auto"/>
-            </w:pPr>
-            <w:r/>
-            <w:r>
-              <w:rPr>
-                <w:b w:val="0"/>
-                <w:sz w:val="19"/>
-              </w:rPr>
-              <w:t>doboz (jelölő)</w:t>
-            </w:r>
-          </w:p>
-        </w:tc>
-        <w:tc>
-          <w:tcPr>
-            <w:tcW w:type="dxa" w:w="5669"/>
-          </w:tcPr>
-          <w:p>
-            <w:pPr>
-              <w:spacing w:after="0" w:line="240" w:lineRule="auto"/>
-            </w:pPr>
-            <w:r/>
-            <w:r>
-              <w:rPr>
-                <w:b w:val="0"/>
-                <w:sz w:val="19"/>
-              </w:rPr>
-              <w:t>70 × 70 × 1 mm, hely: (0; 200; 0) mm</w:t>
+            <w:tcW w:type="dxa" w:w="2154"/>
+          </w:tcPr>
+          <w:p>
+            <w:pPr>
+              <w:spacing w:after="0" w:line="240" w:lineRule="auto"/>
+            </w:pPr>
+            <w:r/>
+            <w:r>
+              <w:rPr>
+                <w:b w:val="0"/>
+                <w:sz w:val="19"/>
+              </w:rPr>
+              <w:t>tárgy (Lerakohely.stl)</w:t>
+            </w:r>
+          </w:p>
+        </w:tc>
+        <w:tc>
+          <w:tcPr>
+            <w:tcW w:type="dxa" w:w="5443"/>
+          </w:tcPr>
+          <w:p>
+            <w:pPr>
+              <w:spacing w:after="0" w:line="240" w:lineRule="auto"/>
+            </w:pPr>
+            <w:r/>
+            <w:r>
+              <w:rPr>
+                <w:b w:val="0"/>
+                <w:sz w:val="19"/>
+              </w:rPr>
+              <w:t>70 × 70 × 1 mm-es keret (belül 54 × 54 mm); hely: (0; 200; 0) mm</w:t>
             </w:r>
           </w:p>
         </w:tc>
@@ -1413,7 +1413,7 @@
           <w:b w:val="0"/>
           <w:i w:val="0"/>
         </w:rPr>
-        <w:t>A célpontok koordinátái az Asztal keretben értendők. A szerszám minden célpontban lefelé néz (Rx = 180°, Ry = 0°, Rz = 0°). A csuklószögeket a robotpanelről olvastam le, miután a robotot a célpontra állítottam.</w:t>
+        <w:t>A célpontok koordinátái az Asztal keretben értendők. A szerszám minden célpontban lefelé néz (Rx = 180°, Ry = 0°, Rz = 0°). A célpontok felvétele előtt a robotot a J = (0; −90; −90; −90; 90; −90)° kiinduló helyzetbe állítottam, így minden célpontot ugyanazzal a karállással (konfigurációval) ért el. A csuklószögeket a robotpanelről olvastam le, miután a robotot a célpontra állítottam.</w:t>
       </w:r>
     </w:p>
     <w:p>
@@ -2654,6 +2654,29 @@
     <w:p>
       <w:r>
         <w:t xml:space="preserve">Az átvitel (Felvetel_felett → Lerakas_felett) legnagyobb csuklóelfordulása: |ΔJ|max = </w:t>
+      </w:r>
+      <w:r>
+        <w:rPr>
+          <w:highlight w:val="yellow"/>
+        </w:rPr>
+        <w:t>[…]</w:t>
+      </w:r>
+      <w:r>
+        <w:t xml:space="preserve"> ° (</w:t>
+      </w:r>
+      <w:r>
+        <w:rPr>
+          <w:highlight w:val="yellow"/>
+        </w:rPr>
+        <w:t>[melyik csukló]</w:t>
+      </w:r>
+      <w:r>
+        <w:t>).</w:t>
+      </w:r>
+    </w:p>
+    <w:p>
+      <w:r>
+        <w:t xml:space="preserve">A Home → Felvetel_felett mozgás legnagyobb csuklóelfordulása: |ΔJ|max = </w:t>
       </w:r>
       <w:r>
         <w:rPr>
@@ -4795,6 +4818,15 @@
       </w:pPr>
     </w:p>
     <w:p>
+      <w:r>
+        <w:rPr>
+          <w:b w:val="0"/>
+          <w:i/>
+        </w:rPr>
+        <w:t>A 2. és a 3. utasítás közé a RoboDK automatikusan beszúrta a Set Reference Frame (Asztal) és a Set Tool Frame (Megfogo) utasítást.</w:t>
+      </w:r>
+    </w:p>
+    <w:p>
       <w:pPr>
         <w:keepNext/>
         <w:spacing w:before="120"/>
@@ -4863,7 +4895,7 @@
         <w:rPr>
           <w:highlight w:val="yellow"/>
         </w:rPr>
-        <w:t>[Ide illeszd be a képernyőképet: File → Open Robot Library, UR5e, Open]</w:t>
+        <w:t>[Ide illeszd be a képernyőképet: a robot a 3D nézetben és a fa (File → Open Robot Library, UR5e)]</w:t>
       </w:r>
     </w:p>
     <w:p>
@@ -4884,7 +4916,7 @@
         <w:pStyle w:val="Heading3"/>
       </w:pPr>
       <w:r>
-        <w:t>6.2 A megfogó hozzáadása</w:t>
+        <w:t>6.2 A megfogó felszerelése</w:t>
       </w:r>
     </w:p>
     <w:p>
@@ -4905,7 +4937,7 @@
         <w:rPr>
           <w:highlight w:val="yellow"/>
         </w:rPr>
-        <w:t>[Ide illeszd be a képernyőképet: a robot a megfogóval, a TCP-beállítás ablaka (Z = 160 mm)]</w:t>
+        <w:t>[Ide illeszd be a képernyőképet: a megfogó a roboton és a TCP-ablak (Z = 160 mm)]</w:t>
       </w:r>
     </w:p>
     <w:p>
@@ -4918,7 +4950,7 @@
           <w:b w:val="0"/>
           <w:i w:val="0"/>
         </w:rPr>
-        <w:t>4. ábra – A megfogó hozzáadása</w:t>
+        <w:t>4. ábra – A megfogó felszerelése</w:t>
       </w:r>
     </w:p>
     <w:p>
@@ -4926,7 +4958,7 @@
         <w:pStyle w:val="Heading3"/>
       </w:pPr>
       <w:r>
-        <w:t>6.3 Az asztal, a munkadarab és a lerakóhely elhelyezése</w:t>
+        <w:t>6.3 Az Asztal keret és a tárgyak elhelyezése</w:t>
       </w:r>
     </w:p>
     <w:p>
@@ -4947,7 +4979,7 @@
         <w:rPr>
           <w:highlight w:val="yellow"/>
         </w:rPr>
-        <w:t>[Ide illeszd be a képernyőképet: az Asztal keret és a három doboz a fában és a 3D nézetben]</w:t>
+        <w:t>[Ide illeszd be a képernyőképet: az Asztal keret és a három tárgy a fában és a 3D nézetben]</w:t>
       </w:r>
     </w:p>
     <w:p>
@@ -4960,7 +4992,7 @@
           <w:b w:val="0"/>
           <w:i w:val="0"/>
         </w:rPr>
-        <w:t>5. ábra – Az asztal, a munkadarab és a lerakóhely elhelyezése</w:t>
+        <w:t>5. ábra – Az Asztal keret és a tárgyak elhelyezése</w:t>
       </w:r>
     </w:p>
     <w:p>
@@ -4989,7 +5021,7 @@
         <w:rPr>
           <w:highlight w:val="yellow"/>
         </w:rPr>
-        <w:t>[Ide illeszd be a képernyőképet: a célpontok a fában és a 3D nézetben, a robotpanel]</w:t>
+        <w:t>[Ide illeszd be a képernyőképet: a célpontok a fában és a 3D nézetben, mellettük a robotpanel]</w:t>
       </w:r>
     </w:p>
     <w:p>
@@ -5031,7 +5063,7 @@
         <w:rPr>
           <w:highlight w:val="yellow"/>
         </w:rPr>
-        <w:t>[Ide illeszd be a képernyőképet: a program utasításai, a robot megfogás vagy átvitel közben]</w:t>
+        <w:t>[Ide illeszd be a képernyőképet: a program sorai és a robot a kockával átvitel közben]</w:t>
       </w:r>
     </w:p>
     <w:p>
@@ -5052,7 +5084,7 @@
         <w:pStyle w:val="Heading3"/>
       </w:pPr>
       <w:r>
-        <w:t>6.6 Az ütközésvizsgálat beállítása és ellenőrzése</w:t>
+        <w:t>6.6 Az ütközésvizsgálat</w:t>
       </w:r>
     </w:p>
     <w:p>
@@ -5073,7 +5105,7 @@
         <w:rPr>
           <w:highlight w:val="yellow"/>
         </w:rPr>
-        <w:t>[Ide illeszd be a képernyőképet: a Collision map és a Shift+F5 eredménye]</w:t>
+        <w:t>[Ide illeszd be a képernyőképet: a Collision Map és a Shift+F5 eredménye]</w:t>
       </w:r>
     </w:p>
     <w:p>
@@ -5086,7 +5118,7 @@
           <w:b w:val="0"/>
           <w:i w:val="0"/>
         </w:rPr>
-        <w:t>8. ábra – Az ütközésvizsgálat beállítása és ellenőrzése</w:t>
+        <w:t>8. ábra – Az ütközésvizsgálat</w:t>
       </w:r>
     </w:p>
     <w:p>
@@ -5115,7 +5147,7 @@
         <w:rPr>
           <w:highlight w:val="yellow"/>
         </w:rPr>
-        <w:t>[Ide illeszd be a képernyőképet: a hat program a fában, egy Set Speed ablak]</w:t>
+        <w:t>[Ide illeszd be a képernyőképet: a hat program a fában és egy Set Speed ablak]</w:t>
       </w:r>
     </w:p>
     <w:p>
@@ -5221,11 +5253,12 @@
         <w:tblLook w:firstColumn="1" w:firstRow="1" w:lastColumn="0" w:lastRow="0" w:noHBand="0" w:noVBand="1" w:val="04A0"/>
       </w:tblPr>
       <w:tblGrid>
-        <w:gridCol w:w="2381"/>
-        <w:gridCol w:w="1701"/>
+        <w:gridCol w:w="2041"/>
+        <w:gridCol w:w="1360"/>
+        <w:gridCol w:w="1360"/>
+        <w:gridCol w:w="1474"/>
         <w:gridCol w:w="1587"/>
-        <w:gridCol w:w="1701"/>
-        <w:gridCol w:w="1927"/>
+        <w:gridCol w:w="1474"/>
       </w:tblGrid>
       <w:tr>
         <w:trPr>
@@ -5234,7 +5267,7 @@
         </w:trPr>
         <w:tc>
           <w:tcPr>
-            <w:tcW w:type="dxa" w:w="2381"/>
+            <w:tcW w:type="dxa" w:w="2041"/>
             <w:shd w:val="clear" w:color="auto" w:fill="DCE6F2"/>
           </w:tcPr>
           <w:p>
@@ -5254,7 +5287,7 @@
         </w:tc>
         <w:tc>
           <w:tcPr>
-            <w:tcW w:type="dxa" w:w="1701"/>
+            <w:tcW w:type="dxa" w:w="1361"/>
             <w:shd w:val="clear" w:color="auto" w:fill="DCE6F2"/>
           </w:tcPr>
           <w:p>
@@ -5270,6 +5303,48 @@
                 <w:sz w:val="19"/>
               </w:rPr>
               <w:t>Szabad mozgások</w:t>
+            </w:r>
+          </w:p>
+        </w:tc>
+        <w:tc>
+          <w:tcPr>
+            <w:tcW w:type="dxa" w:w="1361"/>
+            <w:shd w:val="clear" w:color="auto" w:fill="DCE6F2"/>
+          </w:tcPr>
+          <w:p>
+            <w:pPr>
+              <w:keepNext/>
+              <w:spacing w:after="0" w:line="240" w:lineRule="auto"/>
+              <w:jc w:val="center"/>
+            </w:pPr>
+            <w:r/>
+            <w:r>
+              <w:rPr>
+                <w:b/>
+                <w:sz w:val="19"/>
+              </w:rPr>
+              <w:t>Sebességszint</w:t>
+            </w:r>
+          </w:p>
+        </w:tc>
+        <w:tc>
+          <w:tcPr>
+            <w:tcW w:type="dxa" w:w="1474"/>
+            <w:shd w:val="clear" w:color="auto" w:fill="DCE6F2"/>
+          </w:tcPr>
+          <w:p>
+            <w:pPr>
+              <w:keepNext/>
+              <w:spacing w:after="0" w:line="240" w:lineRule="auto"/>
+              <w:jc w:val="center"/>
+            </w:pPr>
+            <w:r/>
+            <w:r>
+              <w:rPr>
+                <w:b/>
+                <w:sz w:val="19"/>
+              </w:rPr>
+              <w:t>Mért ciklusidő [s]</w:t>
             </w:r>
           </w:p>
         </w:tc>
@@ -5290,13 +5365,13 @@
                 <w:b/>
                 <w:sz w:val="19"/>
               </w:rPr>
-              <w:t>Sebességszint</w:t>
-            </w:r>
-          </w:p>
-        </w:tc>
-        <w:tc>
-          <w:tcPr>
-            <w:tcW w:type="dxa" w:w="1701"/>
+              <w:t>Számított ciklusidő [s]</w:t>
+            </w:r>
+          </w:p>
+        </w:tc>
+        <w:tc>
+          <w:tcPr>
+            <w:tcW w:type="dxa" w:w="1474"/>
             <w:shd w:val="clear" w:color="auto" w:fill="DCE6F2"/>
           </w:tcPr>
           <w:p>
@@ -5311,28 +5386,7 @@
                 <w:b/>
                 <w:sz w:val="19"/>
               </w:rPr>
-              <w:t>Ciklusidő [s]</w:t>
-            </w:r>
-          </w:p>
-        </w:tc>
-        <w:tc>
-          <w:tcPr>
-            <w:tcW w:type="dxa" w:w="1928"/>
-            <w:shd w:val="clear" w:color="auto" w:fill="DCE6F2"/>
-          </w:tcPr>
-          <w:p>
-            <w:pPr>
-              <w:keepNext/>
-              <w:spacing w:after="0" w:line="240" w:lineRule="auto"/>
-              <w:jc w:val="center"/>
-            </w:pPr>
-            <w:r/>
-            <w:r>
-              <w:rPr>
-                <w:b/>
-                <w:sz w:val="19"/>
-              </w:rPr>
-              <w:t>Pályahossz [mm]</w:t>
+              <w:t>Mért pályahossz [mm]</w:t>
             </w:r>
           </w:p>
         </w:tc>
@@ -5343,7 +5397,7 @@
         </w:trPr>
         <w:tc>
           <w:tcPr>
-            <w:tcW w:type="dxa" w:w="2381"/>
+            <w:tcW w:type="dxa" w:w="2041"/>
           </w:tcPr>
           <w:p>
             <w:pPr>
@@ -5362,7 +5416,7 @@
         </w:tc>
         <w:tc>
           <w:tcPr>
-            <w:tcW w:type="dxa" w:w="1701"/>
+            <w:tcW w:type="dxa" w:w="1361"/>
           </w:tcPr>
           <w:p>
             <w:pPr>
@@ -5381,26 +5435,45 @@
         </w:tc>
         <w:tc>
           <w:tcPr>
+            <w:tcW w:type="dxa" w:w="1361"/>
+          </w:tcPr>
+          <w:p>
+            <w:pPr>
+              <w:keepNext/>
+              <w:spacing w:after="0" w:line="240" w:lineRule="auto"/>
+            </w:pPr>
+            <w:r/>
+            <w:r>
+              <w:rPr>
+                <w:b w:val="0"/>
+                <w:sz w:val="19"/>
+              </w:rPr>
+              <w:t>lassú</w:t>
+            </w:r>
+          </w:p>
+        </w:tc>
+        <w:tc>
+          <w:tcPr>
+            <w:tcW w:type="dxa" w:w="1474"/>
+            <w:shd w:val="clear" w:color="auto" w:fill="FFF2CC"/>
+          </w:tcPr>
+          <w:p>
+            <w:pPr>
+              <w:keepNext/>
+              <w:spacing w:after="0" w:line="240" w:lineRule="auto"/>
+            </w:pPr>
+            <w:r/>
+            <w:r>
+              <w:rPr>
+                <w:b w:val="0"/>
+                <w:sz w:val="19"/>
+              </w:rPr>
+            </w:r>
+          </w:p>
+        </w:tc>
+        <w:tc>
+          <w:tcPr>
             <w:tcW w:type="dxa" w:w="1587"/>
-          </w:tcPr>
-          <w:p>
-            <w:pPr>
-              <w:keepNext/>
-              <w:spacing w:after="0" w:line="240" w:lineRule="auto"/>
-            </w:pPr>
-            <w:r/>
-            <w:r>
-              <w:rPr>
-                <w:b w:val="0"/>
-                <w:sz w:val="19"/>
-              </w:rPr>
-              <w:t>lassú</w:t>
-            </w:r>
-          </w:p>
-        </w:tc>
-        <w:tc>
-          <w:tcPr>
-            <w:tcW w:type="dxa" w:w="1701"/>
             <w:shd w:val="clear" w:color="auto" w:fill="FFF2CC"/>
           </w:tcPr>
           <w:p>
@@ -5419,7 +5492,7 @@
         </w:tc>
         <w:tc>
           <w:tcPr>
-            <w:tcW w:type="dxa" w:w="1928"/>
+            <w:tcW w:type="dxa" w:w="1474"/>
             <w:shd w:val="clear" w:color="auto" w:fill="FFF2CC"/>
           </w:tcPr>
           <w:p>
@@ -5443,7 +5516,7 @@
         </w:trPr>
         <w:tc>
           <w:tcPr>
-            <w:tcW w:type="dxa" w:w="2381"/>
+            <w:tcW w:type="dxa" w:w="2041"/>
           </w:tcPr>
           <w:p>
             <w:pPr>
@@ -5462,7 +5535,7 @@
         </w:tc>
         <w:tc>
           <w:tcPr>
-            <w:tcW w:type="dxa" w:w="1701"/>
+            <w:tcW w:type="dxa" w:w="1361"/>
           </w:tcPr>
           <w:p>
             <w:pPr>
@@ -5481,26 +5554,45 @@
         </w:tc>
         <w:tc>
           <w:tcPr>
+            <w:tcW w:type="dxa" w:w="1361"/>
+          </w:tcPr>
+          <w:p>
+            <w:pPr>
+              <w:keepNext/>
+              <w:spacing w:after="0" w:line="240" w:lineRule="auto"/>
+            </w:pPr>
+            <w:r/>
+            <w:r>
+              <w:rPr>
+                <w:b w:val="0"/>
+                <w:sz w:val="19"/>
+              </w:rPr>
+              <w:t>közepes</w:t>
+            </w:r>
+          </w:p>
+        </w:tc>
+        <w:tc>
+          <w:tcPr>
+            <w:tcW w:type="dxa" w:w="1474"/>
+            <w:shd w:val="clear" w:color="auto" w:fill="FFF2CC"/>
+          </w:tcPr>
+          <w:p>
+            <w:pPr>
+              <w:keepNext/>
+              <w:spacing w:after="0" w:line="240" w:lineRule="auto"/>
+            </w:pPr>
+            <w:r/>
+            <w:r>
+              <w:rPr>
+                <w:b w:val="0"/>
+                <w:sz w:val="19"/>
+              </w:rPr>
+            </w:r>
+          </w:p>
+        </w:tc>
+        <w:tc>
+          <w:tcPr>
             <w:tcW w:type="dxa" w:w="1587"/>
-          </w:tcPr>
-          <w:p>
-            <w:pPr>
-              <w:keepNext/>
-              <w:spacing w:after="0" w:line="240" w:lineRule="auto"/>
-            </w:pPr>
-            <w:r/>
-            <w:r>
-              <w:rPr>
-                <w:b w:val="0"/>
-                <w:sz w:val="19"/>
-              </w:rPr>
-              <w:t>közepes</w:t>
-            </w:r>
-          </w:p>
-        </w:tc>
-        <w:tc>
-          <w:tcPr>
-            <w:tcW w:type="dxa" w:w="1701"/>
             <w:shd w:val="clear" w:color="auto" w:fill="FFF2CC"/>
           </w:tcPr>
           <w:p>
@@ -5519,7 +5611,7 @@
         </w:tc>
         <w:tc>
           <w:tcPr>
-            <w:tcW w:type="dxa" w:w="1928"/>
+            <w:tcW w:type="dxa" w:w="1474"/>
             <w:shd w:val="clear" w:color="auto" w:fill="FFF2CC"/>
           </w:tcPr>
           <w:p>
@@ -5543,7 +5635,7 @@
         </w:trPr>
         <w:tc>
           <w:tcPr>
-            <w:tcW w:type="dxa" w:w="2381"/>
+            <w:tcW w:type="dxa" w:w="2041"/>
           </w:tcPr>
           <w:p>
             <w:pPr>
@@ -5562,7 +5654,7 @@
         </w:tc>
         <w:tc>
           <w:tcPr>
-            <w:tcW w:type="dxa" w:w="1701"/>
+            <w:tcW w:type="dxa" w:w="1361"/>
           </w:tcPr>
           <w:p>
             <w:pPr>
@@ -5581,26 +5673,45 @@
         </w:tc>
         <w:tc>
           <w:tcPr>
+            <w:tcW w:type="dxa" w:w="1361"/>
+          </w:tcPr>
+          <w:p>
+            <w:pPr>
+              <w:keepNext/>
+              <w:spacing w:after="0" w:line="240" w:lineRule="auto"/>
+            </w:pPr>
+            <w:r/>
+            <w:r>
+              <w:rPr>
+                <w:b w:val="0"/>
+                <w:sz w:val="19"/>
+              </w:rPr>
+              <w:t>gyors</w:t>
+            </w:r>
+          </w:p>
+        </w:tc>
+        <w:tc>
+          <w:tcPr>
+            <w:tcW w:type="dxa" w:w="1474"/>
+            <w:shd w:val="clear" w:color="auto" w:fill="FFF2CC"/>
+          </w:tcPr>
+          <w:p>
+            <w:pPr>
+              <w:keepNext/>
+              <w:spacing w:after="0" w:line="240" w:lineRule="auto"/>
+            </w:pPr>
+            <w:r/>
+            <w:r>
+              <w:rPr>
+                <w:b w:val="0"/>
+                <w:sz w:val="19"/>
+              </w:rPr>
+            </w:r>
+          </w:p>
+        </w:tc>
+        <w:tc>
+          <w:tcPr>
             <w:tcW w:type="dxa" w:w="1587"/>
-          </w:tcPr>
-          <w:p>
-            <w:pPr>
-              <w:keepNext/>
-              <w:spacing w:after="0" w:line="240" w:lineRule="auto"/>
-            </w:pPr>
-            <w:r/>
-            <w:r>
-              <w:rPr>
-                <w:b w:val="0"/>
-                <w:sz w:val="19"/>
-              </w:rPr>
-              <w:t>gyors</w:t>
-            </w:r>
-          </w:p>
-        </w:tc>
-        <w:tc>
-          <w:tcPr>
-            <w:tcW w:type="dxa" w:w="1701"/>
             <w:shd w:val="clear" w:color="auto" w:fill="FFF2CC"/>
           </w:tcPr>
           <w:p>
@@ -5619,7 +5730,7 @@
         </w:tc>
         <w:tc>
           <w:tcPr>
-            <w:tcW w:type="dxa" w:w="1928"/>
+            <w:tcW w:type="dxa" w:w="1474"/>
             <w:shd w:val="clear" w:color="auto" w:fill="FFF2CC"/>
           </w:tcPr>
           <w:p>
@@ -5643,7 +5754,7 @@
         </w:trPr>
         <w:tc>
           <w:tcPr>
-            <w:tcW w:type="dxa" w:w="2381"/>
+            <w:tcW w:type="dxa" w:w="2041"/>
           </w:tcPr>
           <w:p>
             <w:pPr>
@@ -5662,7 +5773,7 @@
         </w:tc>
         <w:tc>
           <w:tcPr>
-            <w:tcW w:type="dxa" w:w="1701"/>
+            <w:tcW w:type="dxa" w:w="1361"/>
           </w:tcPr>
           <w:p>
             <w:pPr>
@@ -5681,26 +5792,45 @@
         </w:tc>
         <w:tc>
           <w:tcPr>
+            <w:tcW w:type="dxa" w:w="1361"/>
+          </w:tcPr>
+          <w:p>
+            <w:pPr>
+              <w:keepNext/>
+              <w:spacing w:after="0" w:line="240" w:lineRule="auto"/>
+            </w:pPr>
+            <w:r/>
+            <w:r>
+              <w:rPr>
+                <w:b w:val="0"/>
+                <w:sz w:val="19"/>
+              </w:rPr>
+              <w:t>lassú</w:t>
+            </w:r>
+          </w:p>
+        </w:tc>
+        <w:tc>
+          <w:tcPr>
+            <w:tcW w:type="dxa" w:w="1474"/>
+            <w:shd w:val="clear" w:color="auto" w:fill="FFF2CC"/>
+          </w:tcPr>
+          <w:p>
+            <w:pPr>
+              <w:keepNext/>
+              <w:spacing w:after="0" w:line="240" w:lineRule="auto"/>
+            </w:pPr>
+            <w:r/>
+            <w:r>
+              <w:rPr>
+                <w:b w:val="0"/>
+                <w:sz w:val="19"/>
+              </w:rPr>
+            </w:r>
+          </w:p>
+        </w:tc>
+        <w:tc>
+          <w:tcPr>
             <w:tcW w:type="dxa" w:w="1587"/>
-          </w:tcPr>
-          <w:p>
-            <w:pPr>
-              <w:keepNext/>
-              <w:spacing w:after="0" w:line="240" w:lineRule="auto"/>
-            </w:pPr>
-            <w:r/>
-            <w:r>
-              <w:rPr>
-                <w:b w:val="0"/>
-                <w:sz w:val="19"/>
-              </w:rPr>
-              <w:t>lassú</w:t>
-            </w:r>
-          </w:p>
-        </w:tc>
-        <w:tc>
-          <w:tcPr>
-            <w:tcW w:type="dxa" w:w="1701"/>
             <w:shd w:val="clear" w:color="auto" w:fill="FFF2CC"/>
           </w:tcPr>
           <w:p>
@@ -5719,7 +5849,7 @@
         </w:tc>
         <w:tc>
           <w:tcPr>
-            <w:tcW w:type="dxa" w:w="1928"/>
+            <w:tcW w:type="dxa" w:w="1474"/>
             <w:shd w:val="clear" w:color="auto" w:fill="FFF2CC"/>
           </w:tcPr>
           <w:p>
@@ -5743,7 +5873,7 @@
         </w:trPr>
         <w:tc>
           <w:tcPr>
-            <w:tcW w:type="dxa" w:w="2381"/>
+            <w:tcW w:type="dxa" w:w="2041"/>
           </w:tcPr>
           <w:p>
             <w:pPr>
@@ -5762,7 +5892,7 @@
         </w:tc>
         <w:tc>
           <w:tcPr>
-            <w:tcW w:type="dxa" w:w="1701"/>
+            <w:tcW w:type="dxa" w:w="1361"/>
           </w:tcPr>
           <w:p>
             <w:pPr>
@@ -5781,26 +5911,45 @@
         </w:tc>
         <w:tc>
           <w:tcPr>
+            <w:tcW w:type="dxa" w:w="1361"/>
+          </w:tcPr>
+          <w:p>
+            <w:pPr>
+              <w:keepNext/>
+              <w:spacing w:after="0" w:line="240" w:lineRule="auto"/>
+            </w:pPr>
+            <w:r/>
+            <w:r>
+              <w:rPr>
+                <w:b w:val="0"/>
+                <w:sz w:val="19"/>
+              </w:rPr>
+              <w:t>közepes</w:t>
+            </w:r>
+          </w:p>
+        </w:tc>
+        <w:tc>
+          <w:tcPr>
+            <w:tcW w:type="dxa" w:w="1474"/>
+            <w:shd w:val="clear" w:color="auto" w:fill="FFF2CC"/>
+          </w:tcPr>
+          <w:p>
+            <w:pPr>
+              <w:keepNext/>
+              <w:spacing w:after="0" w:line="240" w:lineRule="auto"/>
+            </w:pPr>
+            <w:r/>
+            <w:r>
+              <w:rPr>
+                <w:b w:val="0"/>
+                <w:sz w:val="19"/>
+              </w:rPr>
+            </w:r>
+          </w:p>
+        </w:tc>
+        <w:tc>
+          <w:tcPr>
             <w:tcW w:type="dxa" w:w="1587"/>
-          </w:tcPr>
-          <w:p>
-            <w:pPr>
-              <w:keepNext/>
-              <w:spacing w:after="0" w:line="240" w:lineRule="auto"/>
-            </w:pPr>
-            <w:r/>
-            <w:r>
-              <w:rPr>
-                <w:b w:val="0"/>
-                <w:sz w:val="19"/>
-              </w:rPr>
-              <w:t>közepes</w:t>
-            </w:r>
-          </w:p>
-        </w:tc>
-        <w:tc>
-          <w:tcPr>
-            <w:tcW w:type="dxa" w:w="1701"/>
             <w:shd w:val="clear" w:color="auto" w:fill="FFF2CC"/>
           </w:tcPr>
           <w:p>
@@ -5819,7 +5968,7 @@
         </w:tc>
         <w:tc>
           <w:tcPr>
-            <w:tcW w:type="dxa" w:w="1928"/>
+            <w:tcW w:type="dxa" w:w="1474"/>
             <w:shd w:val="clear" w:color="auto" w:fill="FFF2CC"/>
           </w:tcPr>
           <w:p>
@@ -5843,7 +5992,7 @@
         </w:trPr>
         <w:tc>
           <w:tcPr>
-            <w:tcW w:type="dxa" w:w="2381"/>
+            <w:tcW w:type="dxa" w:w="2041"/>
           </w:tcPr>
           <w:p>
             <w:pPr>
@@ -5861,7 +6010,7 @@
         </w:tc>
         <w:tc>
           <w:tcPr>
-            <w:tcW w:type="dxa" w:w="1701"/>
+            <w:tcW w:type="dxa" w:w="1361"/>
           </w:tcPr>
           <w:p>
             <w:pPr>
@@ -5879,25 +6028,43 @@
         </w:tc>
         <w:tc>
           <w:tcPr>
+            <w:tcW w:type="dxa" w:w="1361"/>
+          </w:tcPr>
+          <w:p>
+            <w:pPr>
+              <w:spacing w:after="0" w:line="240" w:lineRule="auto"/>
+            </w:pPr>
+            <w:r/>
+            <w:r>
+              <w:rPr>
+                <w:b w:val="0"/>
+                <w:sz w:val="19"/>
+              </w:rPr>
+              <w:t>gyors</w:t>
+            </w:r>
+          </w:p>
+        </w:tc>
+        <w:tc>
+          <w:tcPr>
+            <w:tcW w:type="dxa" w:w="1474"/>
+            <w:shd w:val="clear" w:color="auto" w:fill="FFF2CC"/>
+          </w:tcPr>
+          <w:p>
+            <w:pPr>
+              <w:spacing w:after="0" w:line="240" w:lineRule="auto"/>
+            </w:pPr>
+            <w:r/>
+            <w:r>
+              <w:rPr>
+                <w:b w:val="0"/>
+                <w:sz w:val="19"/>
+              </w:rPr>
+            </w:r>
+          </w:p>
+        </w:tc>
+        <w:tc>
+          <w:tcPr>
             <w:tcW w:type="dxa" w:w="1587"/>
-          </w:tcPr>
-          <w:p>
-            <w:pPr>
-              <w:spacing w:after="0" w:line="240" w:lineRule="auto"/>
-            </w:pPr>
-            <w:r/>
-            <w:r>
-              <w:rPr>
-                <w:b w:val="0"/>
-                <w:sz w:val="19"/>
-              </w:rPr>
-              <w:t>gyors</w:t>
-            </w:r>
-          </w:p>
-        </w:tc>
-        <w:tc>
-          <w:tcPr>
-            <w:tcW w:type="dxa" w:w="1701"/>
             <w:shd w:val="clear" w:color="auto" w:fill="FFF2CC"/>
           </w:tcPr>
           <w:p>
@@ -5915,7 +6082,7 @@
         </w:tc>
         <w:tc>
           <w:tcPr>
-            <w:tcW w:type="dxa" w:w="1928"/>
+            <w:tcW w:type="dxa" w:w="1474"/>
             <w:shd w:val="clear" w:color="auto" w:fill="FFF2CC"/>
           </w:tcPr>
           <w:p>
@@ -6867,7 +7034,48 @@
         <w:t>[…]</w:t>
       </w:r>
       <w:r>
-        <w:t xml:space="preserve"> mm. A MoveJ-út ennél hosszabb, mert a TCP ívben mozog: </w:t>
+        <w:t xml:space="preserve"> mm.</w:t>
+      </w:r>
+    </w:p>
+    <w:p>
+      <w:r>
+        <w:t xml:space="preserve">A MoveJ-út ennél hosszabb, mert az átvitel alatt a TCP körív mentén halad a robot talpa körül. Az ív sugara r = √(400² + 200²) = 447,2 mm, a szöge ΔJ1 = </w:t>
+      </w:r>
+      <w:r>
+        <w:rPr>
+          <w:highlight w:val="yellow"/>
+        </w:rPr>
+        <w:t>[…]</w:t>
+      </w:r>
+      <w:r>
+        <w:t xml:space="preserve">°, a hossza r · ΔJ1 (radiánban) = </w:t>
+      </w:r>
+      <w:r>
+        <w:rPr>
+          <w:highlight w:val="yellow"/>
+        </w:rPr>
+        <w:t>[…]</w:t>
+      </w:r>
+      <w:r>
+        <w:t xml:space="preserve"> mm. Számítva: 100 + </w:t>
+      </w:r>
+      <w:r>
+        <w:rPr>
+          <w:highlight w:val="yellow"/>
+        </w:rPr>
+        <w:t>[…]</w:t>
+      </w:r>
+      <w:r>
+        <w:t xml:space="preserve"> + 100 = </w:t>
+      </w:r>
+      <w:r>
+        <w:rPr>
+          <w:highlight w:val="yellow"/>
+        </w:rPr>
+        <w:t>[…]</w:t>
+      </w:r>
+      <w:r>
+        <w:t xml:space="preserve"> mm; mért: </w:t>
       </w:r>
       <w:r>
         <w:rPr>
@@ -6898,7 +7106,7 @@
           <w:b w:val="0"/>
           <w:i w:val="0"/>
         </w:rPr>
-        <w:t>T1.3 táblázat – A beállított és az elért legnagyobb sebességek (v_max és ω_max számítva, átlag = út/idő a T1.2-ből)</w:t>
+        <w:t>T1.3a táblázat – MoveL: a beállított és az elért legnagyobb lineáris sebesség (számítva), átlagsebesség a T1.2-ből</w:t>
       </w:r>
     </w:p>
     <w:tbl>
@@ -6910,14 +7118,11 @@
         <w:tblLook w:firstColumn="1" w:firstRow="1" w:lastColumn="0" w:lastRow="0" w:noHBand="0" w:noVBand="1" w:val="04A0"/>
       </w:tblPr>
       <w:tblGrid>
-        <w:gridCol w:w="1077"/>
-        <w:gridCol w:w="1134"/>
-        <w:gridCol w:w="1190"/>
-        <w:gridCol w:w="1190"/>
-        <w:gridCol w:w="1077"/>
-        <w:gridCol w:w="1134"/>
-        <w:gridCol w:w="1247"/>
-        <w:gridCol w:w="1247"/>
+        <w:gridCol w:w="1474"/>
+        <w:gridCol w:w="1587"/>
+        <w:gridCol w:w="2041"/>
+        <w:gridCol w:w="2041"/>
+        <w:gridCol w:w="2154"/>
       </w:tblGrid>
       <w:tr>
         <w:trPr>
@@ -6926,7 +7131,7 @@
         </w:trPr>
         <w:tc>
           <w:tcPr>
-            <w:tcW w:type="dxa" w:w="1077"/>
+            <w:tcW w:type="dxa" w:w="1474"/>
             <w:shd w:val="clear" w:color="auto" w:fill="DCE6F2"/>
           </w:tcPr>
           <w:p>
@@ -6938,17 +7143,15 @@
             <w:r>
               <w:rPr>
                 <w:b/>
-                <w:sz w:val="18"/>
-              </w:rPr>
-              <w:t>Sebesség-</w:t>
-              <w:br/>
-              <w:t>szint</w:t>
-            </w:r>
-          </w:p>
-        </w:tc>
-        <w:tc>
-          <w:tcPr>
-            <w:tcW w:type="dxa" w:w="1134"/>
+                <w:sz w:val="19"/>
+              </w:rPr>
+              <w:t>Sebességszint</w:t>
+            </w:r>
+          </w:p>
+        </w:tc>
+        <w:tc>
+          <w:tcPr>
+            <w:tcW w:type="dxa" w:w="1587"/>
             <w:shd w:val="clear" w:color="auto" w:fill="DCE6F2"/>
           </w:tcPr>
           <w:p>
@@ -6961,7 +7164,7 @@
             <w:r>
               <w:rPr>
                 <w:b/>
-                <w:sz w:val="18"/>
+                <w:sz w:val="19"/>
               </w:rPr>
               <w:t>v beállított [mm/s]</w:t>
             </w:r>
@@ -6969,7 +7172,7 @@
         </w:tc>
         <w:tc>
           <w:tcPr>
-            <w:tcW w:type="dxa" w:w="1191"/>
+            <w:tcW w:type="dxa" w:w="2041"/>
             <w:shd w:val="clear" w:color="auto" w:fill="DCE6F2"/>
           </w:tcPr>
           <w:p>
@@ -6982,15 +7185,15 @@
             <w:r>
               <w:rPr>
                 <w:b/>
-                <w:sz w:val="18"/>
-              </w:rPr>
-              <w:t>v_max 100 mm-en [mm/s]</w:t>
-            </w:r>
-          </w:p>
-        </w:tc>
-        <w:tc>
-          <w:tcPr>
-            <w:tcW w:type="dxa" w:w="1191"/>
+                <w:sz w:val="19"/>
+              </w:rPr>
+              <w:t>v_max a 100 mm-es szakaszon [mm/s]</w:t>
+            </w:r>
+          </w:p>
+        </w:tc>
+        <w:tc>
+          <w:tcPr>
+            <w:tcW w:type="dxa" w:w="2041"/>
             <w:shd w:val="clear" w:color="auto" w:fill="DCE6F2"/>
           </w:tcPr>
           <w:p>
@@ -7003,15 +7206,15 @@
             <w:r>
               <w:rPr>
                 <w:b/>
-                <w:sz w:val="18"/>
-              </w:rPr>
-              <w:t>v_max 400 mm-en [mm/s]</w:t>
-            </w:r>
-          </w:p>
-        </w:tc>
-        <w:tc>
-          <w:tcPr>
-            <w:tcW w:type="dxa" w:w="1077"/>
+                <w:sz w:val="19"/>
+              </w:rPr>
+              <w:t>v_max a 400 mm-es szakaszon [mm/s]</w:t>
+            </w:r>
+          </w:p>
+        </w:tc>
+        <w:tc>
+          <w:tcPr>
+            <w:tcW w:type="dxa" w:w="2154"/>
             <w:shd w:val="clear" w:color="auto" w:fill="DCE6F2"/>
           </w:tcPr>
           <w:p>
@@ -7024,72 +7227,9 @@
             <w:r>
               <w:rPr>
                 <w:b/>
-                <w:sz w:val="18"/>
-              </w:rPr>
-              <w:t>ω beállított [°/s]</w:t>
-            </w:r>
-          </w:p>
-        </w:tc>
-        <w:tc>
-          <w:tcPr>
-            <w:tcW w:type="dxa" w:w="1134"/>
-            <w:shd w:val="clear" w:color="auto" w:fill="DCE6F2"/>
-          </w:tcPr>
-          <w:p>
-            <w:pPr>
-              <w:keepNext/>
-              <w:spacing w:after="0" w:line="240" w:lineRule="auto"/>
-              <w:jc w:val="center"/>
-            </w:pPr>
-            <w:r/>
-            <w:r>
-              <w:rPr>
-                <w:b/>
-                <w:sz w:val="18"/>
-              </w:rPr>
-              <w:t>ω_max MoveJ [°/s]</w:t>
-            </w:r>
-          </w:p>
-        </w:tc>
-        <w:tc>
-          <w:tcPr>
-            <w:tcW w:type="dxa" w:w="1247"/>
-            <w:shd w:val="clear" w:color="auto" w:fill="DCE6F2"/>
-          </w:tcPr>
-          <w:p>
-            <w:pPr>
-              <w:keepNext/>
-              <w:spacing w:after="0" w:line="240" w:lineRule="auto"/>
-              <w:jc w:val="center"/>
-            </w:pPr>
-            <w:r/>
-            <w:r>
-              <w:rPr>
-                <w:b/>
-                <w:sz w:val="18"/>
-              </w:rPr>
-              <w:t>v átlag MoveJ [mm/s]</w:t>
-            </w:r>
-          </w:p>
-        </w:tc>
-        <w:tc>
-          <w:tcPr>
-            <w:tcW w:type="dxa" w:w="1247"/>
-            <w:shd w:val="clear" w:color="auto" w:fill="DCE6F2"/>
-          </w:tcPr>
-          <w:p>
-            <w:pPr>
-              <w:keepNext/>
-              <w:spacing w:after="0" w:line="240" w:lineRule="auto"/>
-              <w:jc w:val="center"/>
-            </w:pPr>
-            <w:r/>
-            <w:r>
-              <w:rPr>
-                <w:b/>
-                <w:sz w:val="18"/>
-              </w:rPr>
-              <w:t>v átlag MoveL [mm/s]</w:t>
+                <w:sz w:val="19"/>
+              </w:rPr>
+              <w:t>Átlagsebesség (600 mm / idő) [mm/s]</w:t>
             </w:r>
           </w:p>
         </w:tc>
@@ -7100,18 +7240,18 @@
         </w:trPr>
         <w:tc>
           <w:tcPr>
-            <w:tcW w:type="dxa" w:w="1077"/>
-          </w:tcPr>
-          <w:p>
-            <w:pPr>
-              <w:keepNext/>
-              <w:spacing w:after="0" w:line="240" w:lineRule="auto"/>
-            </w:pPr>
-            <w:r/>
-            <w:r>
-              <w:rPr>
-                <w:b w:val="0"/>
-                <w:sz w:val="18"/>
+            <w:tcW w:type="dxa" w:w="1474"/>
+          </w:tcPr>
+          <w:p>
+            <w:pPr>
+              <w:keepNext/>
+              <w:spacing w:after="0" w:line="240" w:lineRule="auto"/>
+            </w:pPr>
+            <w:r/>
+            <w:r>
+              <w:rPr>
+                <w:b w:val="0"/>
+                <w:sz w:val="19"/>
               </w:rPr>
               <w:t>lassú</w:t>
             </w:r>
@@ -7119,7 +7259,7 @@
         </w:tc>
         <w:tc>
           <w:tcPr>
-            <w:tcW w:type="dxa" w:w="1134"/>
+            <w:tcW w:type="dxa" w:w="1587"/>
           </w:tcPr>
           <w:p>
             <w:pPr>
@@ -7131,7 +7271,7 @@
             <w:r>
               <w:rPr>
                 <w:b w:val="0"/>
-                <w:sz w:val="18"/>
+                <w:sz w:val="19"/>
               </w:rPr>
               <w:t>100</w:t>
             </w:r>
@@ -7139,7 +7279,7 @@
         </w:tc>
         <w:tc>
           <w:tcPr>
-            <w:tcW w:type="dxa" w:w="1191"/>
+            <w:tcW w:type="dxa" w:w="2041"/>
             <w:shd w:val="clear" w:color="auto" w:fill="FFF2CC"/>
           </w:tcPr>
           <w:p>
@@ -7151,14 +7291,14 @@
             <w:r>
               <w:rPr>
                 <w:b w:val="0"/>
-                <w:sz w:val="18"/>
-              </w:rPr>
-            </w:r>
-          </w:p>
-        </w:tc>
-        <w:tc>
-          <w:tcPr>
-            <w:tcW w:type="dxa" w:w="1191"/>
+                <w:sz w:val="19"/>
+              </w:rPr>
+            </w:r>
+          </w:p>
+        </w:tc>
+        <w:tc>
+          <w:tcPr>
+            <w:tcW w:type="dxa" w:w="2041"/>
             <w:shd w:val="clear" w:color="auto" w:fill="FFF2CC"/>
           </w:tcPr>
           <w:p>
@@ -7170,34 +7310,14 @@
             <w:r>
               <w:rPr>
                 <w:b w:val="0"/>
-                <w:sz w:val="18"/>
-              </w:rPr>
-            </w:r>
-          </w:p>
-        </w:tc>
-        <w:tc>
-          <w:tcPr>
-            <w:tcW w:type="dxa" w:w="1077"/>
-          </w:tcPr>
-          <w:p>
-            <w:pPr>
-              <w:keepNext/>
-              <w:spacing w:after="0" w:line="240" w:lineRule="auto"/>
-              <w:jc w:val="right"/>
-            </w:pPr>
-            <w:r/>
-            <w:r>
-              <w:rPr>
-                <w:b w:val="0"/>
-                <w:sz w:val="18"/>
-              </w:rPr>
-              <w:t>30</w:t>
-            </w:r>
-          </w:p>
-        </w:tc>
-        <w:tc>
-          <w:tcPr>
-            <w:tcW w:type="dxa" w:w="1134"/>
+                <w:sz w:val="19"/>
+              </w:rPr>
+            </w:r>
+          </w:p>
+        </w:tc>
+        <w:tc>
+          <w:tcPr>
+            <w:tcW w:type="dxa" w:w="2154"/>
             <w:shd w:val="clear" w:color="auto" w:fill="FFF2CC"/>
           </w:tcPr>
           <w:p>
@@ -7209,45 +7329,7 @@
             <w:r>
               <w:rPr>
                 <w:b w:val="0"/>
-                <w:sz w:val="18"/>
-              </w:rPr>
-            </w:r>
-          </w:p>
-        </w:tc>
-        <w:tc>
-          <w:tcPr>
-            <w:tcW w:type="dxa" w:w="1247"/>
-            <w:shd w:val="clear" w:color="auto" w:fill="FFF2CC"/>
-          </w:tcPr>
-          <w:p>
-            <w:pPr>
-              <w:keepNext/>
-              <w:spacing w:after="0" w:line="240" w:lineRule="auto"/>
-            </w:pPr>
-            <w:r/>
-            <w:r>
-              <w:rPr>
-                <w:b w:val="0"/>
-                <w:sz w:val="18"/>
-              </w:rPr>
-            </w:r>
-          </w:p>
-        </w:tc>
-        <w:tc>
-          <w:tcPr>
-            <w:tcW w:type="dxa" w:w="1247"/>
-            <w:shd w:val="clear" w:color="auto" w:fill="FFF2CC"/>
-          </w:tcPr>
-          <w:p>
-            <w:pPr>
-              <w:keepNext/>
-              <w:spacing w:after="0" w:line="240" w:lineRule="auto"/>
-            </w:pPr>
-            <w:r/>
-            <w:r>
-              <w:rPr>
-                <w:b w:val="0"/>
-                <w:sz w:val="18"/>
+                <w:sz w:val="19"/>
               </w:rPr>
             </w:r>
           </w:p>
@@ -7259,18 +7341,18 @@
         </w:trPr>
         <w:tc>
           <w:tcPr>
-            <w:tcW w:type="dxa" w:w="1077"/>
-          </w:tcPr>
-          <w:p>
-            <w:pPr>
-              <w:keepNext/>
-              <w:spacing w:after="0" w:line="240" w:lineRule="auto"/>
-            </w:pPr>
-            <w:r/>
-            <w:r>
-              <w:rPr>
-                <w:b w:val="0"/>
-                <w:sz w:val="18"/>
+            <w:tcW w:type="dxa" w:w="1474"/>
+          </w:tcPr>
+          <w:p>
+            <w:pPr>
+              <w:keepNext/>
+              <w:spacing w:after="0" w:line="240" w:lineRule="auto"/>
+            </w:pPr>
+            <w:r/>
+            <w:r>
+              <w:rPr>
+                <w:b w:val="0"/>
+                <w:sz w:val="19"/>
               </w:rPr>
               <w:t>közepes</w:t>
             </w:r>
@@ -7278,7 +7360,7 @@
         </w:tc>
         <w:tc>
           <w:tcPr>
-            <w:tcW w:type="dxa" w:w="1134"/>
+            <w:tcW w:type="dxa" w:w="1587"/>
           </w:tcPr>
           <w:p>
             <w:pPr>
@@ -7290,7 +7372,7 @@
             <w:r>
               <w:rPr>
                 <w:b w:val="0"/>
-                <w:sz w:val="18"/>
+                <w:sz w:val="19"/>
               </w:rPr>
               <w:t>300</w:t>
             </w:r>
@@ -7298,7 +7380,7 @@
         </w:tc>
         <w:tc>
           <w:tcPr>
-            <w:tcW w:type="dxa" w:w="1191"/>
+            <w:tcW w:type="dxa" w:w="2041"/>
             <w:shd w:val="clear" w:color="auto" w:fill="FFF2CC"/>
           </w:tcPr>
           <w:p>
@@ -7310,14 +7392,14 @@
             <w:r>
               <w:rPr>
                 <w:b w:val="0"/>
-                <w:sz w:val="18"/>
-              </w:rPr>
-            </w:r>
-          </w:p>
-        </w:tc>
-        <w:tc>
-          <w:tcPr>
-            <w:tcW w:type="dxa" w:w="1191"/>
+                <w:sz w:val="19"/>
+              </w:rPr>
+            </w:r>
+          </w:p>
+        </w:tc>
+        <w:tc>
+          <w:tcPr>
+            <w:tcW w:type="dxa" w:w="2041"/>
             <w:shd w:val="clear" w:color="auto" w:fill="FFF2CC"/>
           </w:tcPr>
           <w:p>
@@ -7329,34 +7411,14 @@
             <w:r>
               <w:rPr>
                 <w:b w:val="0"/>
-                <w:sz w:val="18"/>
-              </w:rPr>
-            </w:r>
-          </w:p>
-        </w:tc>
-        <w:tc>
-          <w:tcPr>
-            <w:tcW w:type="dxa" w:w="1077"/>
-          </w:tcPr>
-          <w:p>
-            <w:pPr>
-              <w:keepNext/>
-              <w:spacing w:after="0" w:line="240" w:lineRule="auto"/>
-              <w:jc w:val="right"/>
-            </w:pPr>
-            <w:r/>
-            <w:r>
-              <w:rPr>
-                <w:b w:val="0"/>
-                <w:sz w:val="18"/>
-              </w:rPr>
-              <w:t>90</w:t>
-            </w:r>
-          </w:p>
-        </w:tc>
-        <w:tc>
-          <w:tcPr>
-            <w:tcW w:type="dxa" w:w="1134"/>
+                <w:sz w:val="19"/>
+              </w:rPr>
+            </w:r>
+          </w:p>
+        </w:tc>
+        <w:tc>
+          <w:tcPr>
+            <w:tcW w:type="dxa" w:w="2154"/>
             <w:shd w:val="clear" w:color="auto" w:fill="FFF2CC"/>
           </w:tcPr>
           <w:p>
@@ -7368,45 +7430,7 @@
             <w:r>
               <w:rPr>
                 <w:b w:val="0"/>
-                <w:sz w:val="18"/>
-              </w:rPr>
-            </w:r>
-          </w:p>
-        </w:tc>
-        <w:tc>
-          <w:tcPr>
-            <w:tcW w:type="dxa" w:w="1247"/>
-            <w:shd w:val="clear" w:color="auto" w:fill="FFF2CC"/>
-          </w:tcPr>
-          <w:p>
-            <w:pPr>
-              <w:keepNext/>
-              <w:spacing w:after="0" w:line="240" w:lineRule="auto"/>
-            </w:pPr>
-            <w:r/>
-            <w:r>
-              <w:rPr>
-                <w:b w:val="0"/>
-                <w:sz w:val="18"/>
-              </w:rPr>
-            </w:r>
-          </w:p>
-        </w:tc>
-        <w:tc>
-          <w:tcPr>
-            <w:tcW w:type="dxa" w:w="1247"/>
-            <w:shd w:val="clear" w:color="auto" w:fill="FFF2CC"/>
-          </w:tcPr>
-          <w:p>
-            <w:pPr>
-              <w:keepNext/>
-              <w:spacing w:after="0" w:line="240" w:lineRule="auto"/>
-            </w:pPr>
-            <w:r/>
-            <w:r>
-              <w:rPr>
-                <w:b w:val="0"/>
-                <w:sz w:val="18"/>
+                <w:sz w:val="19"/>
               </w:rPr>
             </w:r>
           </w:p>
@@ -7418,17 +7442,17 @@
         </w:trPr>
         <w:tc>
           <w:tcPr>
-            <w:tcW w:type="dxa" w:w="1077"/>
-          </w:tcPr>
-          <w:p>
-            <w:pPr>
-              <w:spacing w:after="0" w:line="240" w:lineRule="auto"/>
-            </w:pPr>
-            <w:r/>
-            <w:r>
-              <w:rPr>
-                <w:b w:val="0"/>
-                <w:sz w:val="18"/>
+            <w:tcW w:type="dxa" w:w="1474"/>
+          </w:tcPr>
+          <w:p>
+            <w:pPr>
+              <w:spacing w:after="0" w:line="240" w:lineRule="auto"/>
+            </w:pPr>
+            <w:r/>
+            <w:r>
+              <w:rPr>
+                <w:b w:val="0"/>
+                <w:sz w:val="19"/>
               </w:rPr>
               <w:t>gyors</w:t>
             </w:r>
@@ -7436,7 +7460,7 @@
         </w:tc>
         <w:tc>
           <w:tcPr>
-            <w:tcW w:type="dxa" w:w="1134"/>
+            <w:tcW w:type="dxa" w:w="1587"/>
           </w:tcPr>
           <w:p>
             <w:pPr>
@@ -7447,7 +7471,7 @@
             <w:r>
               <w:rPr>
                 <w:b w:val="0"/>
-                <w:sz w:val="18"/>
+                <w:sz w:val="19"/>
               </w:rPr>
               <w:t>800</w:t>
             </w:r>
@@ -7455,7 +7479,7 @@
         </w:tc>
         <w:tc>
           <w:tcPr>
-            <w:tcW w:type="dxa" w:w="1191"/>
+            <w:tcW w:type="dxa" w:w="2041"/>
             <w:shd w:val="clear" w:color="auto" w:fill="FFF2CC"/>
           </w:tcPr>
           <w:p>
@@ -7466,14 +7490,14 @@
             <w:r>
               <w:rPr>
                 <w:b w:val="0"/>
-                <w:sz w:val="18"/>
-              </w:rPr>
-            </w:r>
-          </w:p>
-        </w:tc>
-        <w:tc>
-          <w:tcPr>
-            <w:tcW w:type="dxa" w:w="1191"/>
+                <w:sz w:val="19"/>
+              </w:rPr>
+            </w:r>
+          </w:p>
+        </w:tc>
+        <w:tc>
+          <w:tcPr>
+            <w:tcW w:type="dxa" w:w="2041"/>
             <w:shd w:val="clear" w:color="auto" w:fill="FFF2CC"/>
           </w:tcPr>
           <w:p>
@@ -7484,17 +7508,205 @@
             <w:r>
               <w:rPr>
                 <w:b w:val="0"/>
-                <w:sz w:val="18"/>
-              </w:rPr>
-            </w:r>
-          </w:p>
-        </w:tc>
-        <w:tc>
-          <w:tcPr>
-            <w:tcW w:type="dxa" w:w="1077"/>
-          </w:tcPr>
-          <w:p>
-            <w:pPr>
+                <w:sz w:val="19"/>
+              </w:rPr>
+            </w:r>
+          </w:p>
+        </w:tc>
+        <w:tc>
+          <w:tcPr>
+            <w:tcW w:type="dxa" w:w="2154"/>
+            <w:shd w:val="clear" w:color="auto" w:fill="FFF2CC"/>
+          </w:tcPr>
+          <w:p>
+            <w:pPr>
+              <w:spacing w:after="0" w:line="240" w:lineRule="auto"/>
+            </w:pPr>
+            <w:r/>
+            <w:r>
+              <w:rPr>
+                <w:b w:val="0"/>
+                <w:sz w:val="19"/>
+              </w:rPr>
+            </w:r>
+          </w:p>
+        </w:tc>
+      </w:tr>
+    </w:tbl>
+    <w:p>
+      <w:pPr>
+        <w:spacing w:after="40"/>
+      </w:pPr>
+    </w:p>
+    <w:p>
+      <w:pPr>
+        <w:pStyle w:val="Caption"/>
+        <w:keepNext/>
+        <w:spacing w:after="60"/>
+      </w:pPr>
+      <w:r>
+        <w:rPr>
+          <w:b w:val="0"/>
+          <w:i w:val="0"/>
+        </w:rPr>
+        <w:t>T1.3b táblázat – MoveJ: a beállított és az elért legnagyobb csuklósebesség, a TCP sebessége (számítva), átlagsebesség a T1.2-ből</w:t>
+      </w:r>
+    </w:p>
+    <w:tbl>
+      <w:tblPr>
+        <w:tblStyle w:val="TableGrid"/>
+        <w:tblW w:type="auto" w:w="0"/>
+        <w:jc w:val="center"/>
+        <w:tblLayout w:type="fixed"/>
+        <w:tblLook w:firstColumn="1" w:firstRow="1" w:lastColumn="0" w:lastRow="0" w:noHBand="0" w:noVBand="1" w:val="04A0"/>
+      </w:tblPr>
+      <w:tblGrid>
+        <w:gridCol w:w="1474"/>
+        <w:gridCol w:w="1587"/>
+        <w:gridCol w:w="1927"/>
+        <w:gridCol w:w="2381"/>
+        <w:gridCol w:w="1927"/>
+      </w:tblGrid>
+      <w:tr>
+        <w:trPr>
+          <w:cantSplit/>
+          <w:tblHeader w:val="true"/>
+        </w:trPr>
+        <w:tc>
+          <w:tcPr>
+            <w:tcW w:type="dxa" w:w="1474"/>
+            <w:shd w:val="clear" w:color="auto" w:fill="DCE6F2"/>
+          </w:tcPr>
+          <w:p>
+            <w:pPr>
+              <w:keepNext/>
+              <w:spacing w:after="0" w:line="240" w:lineRule="auto"/>
+            </w:pPr>
+            <w:r/>
+            <w:r>
+              <w:rPr>
+                <w:b/>
+                <w:sz w:val="19"/>
+              </w:rPr>
+              <w:t>Sebességszint</w:t>
+            </w:r>
+          </w:p>
+        </w:tc>
+        <w:tc>
+          <w:tcPr>
+            <w:tcW w:type="dxa" w:w="1587"/>
+            <w:shd w:val="clear" w:color="auto" w:fill="DCE6F2"/>
+          </w:tcPr>
+          <w:p>
+            <w:pPr>
+              <w:keepNext/>
+              <w:spacing w:after="0" w:line="240" w:lineRule="auto"/>
+              <w:jc w:val="center"/>
+            </w:pPr>
+            <w:r/>
+            <w:r>
+              <w:rPr>
+                <w:b/>
+                <w:sz w:val="19"/>
+              </w:rPr>
+              <w:t>ω beállított [°/s]</w:t>
+            </w:r>
+          </w:p>
+        </w:tc>
+        <w:tc>
+          <w:tcPr>
+            <w:tcW w:type="dxa" w:w="1928"/>
+            <w:shd w:val="clear" w:color="auto" w:fill="DCE6F2"/>
+          </w:tcPr>
+          <w:p>
+            <w:pPr>
+              <w:keepNext/>
+              <w:spacing w:after="0" w:line="240" w:lineRule="auto"/>
+              <w:jc w:val="center"/>
+            </w:pPr>
+            <w:r/>
+            <w:r>
+              <w:rPr>
+                <w:b/>
+                <w:sz w:val="19"/>
+              </w:rPr>
+              <w:t>ω_max az átvitelnél [°/s]</w:t>
+            </w:r>
+          </w:p>
+        </w:tc>
+        <w:tc>
+          <w:tcPr>
+            <w:tcW w:type="dxa" w:w="2381"/>
+            <w:shd w:val="clear" w:color="auto" w:fill="DCE6F2"/>
+          </w:tcPr>
+          <w:p>
+            <w:pPr>
+              <w:keepNext/>
+              <w:spacing w:after="0" w:line="240" w:lineRule="auto"/>
+              <w:jc w:val="center"/>
+            </w:pPr>
+            <w:r/>
+            <w:r>
+              <w:rPr>
+                <w:b/>
+                <w:sz w:val="19"/>
+              </w:rPr>
+              <w:t>TCP-sebesség ω_max-nál, r = 447,2 mm [mm/s]</w:t>
+            </w:r>
+          </w:p>
+        </w:tc>
+        <w:tc>
+          <w:tcPr>
+            <w:tcW w:type="dxa" w:w="1928"/>
+            <w:shd w:val="clear" w:color="auto" w:fill="DCE6F2"/>
+          </w:tcPr>
+          <w:p>
+            <w:pPr>
+              <w:keepNext/>
+              <w:spacing w:after="0" w:line="240" w:lineRule="auto"/>
+              <w:jc w:val="center"/>
+            </w:pPr>
+            <w:r/>
+            <w:r>
+              <w:rPr>
+                <w:b/>
+                <w:sz w:val="19"/>
+              </w:rPr>
+              <w:t>Átlagsebesség (út / idő) [mm/s]</w:t>
+            </w:r>
+          </w:p>
+        </w:tc>
+      </w:tr>
+      <w:tr>
+        <w:trPr>
+          <w:cantSplit/>
+        </w:trPr>
+        <w:tc>
+          <w:tcPr>
+            <w:tcW w:type="dxa" w:w="1474"/>
+          </w:tcPr>
+          <w:p>
+            <w:pPr>
+              <w:keepNext/>
+              <w:spacing w:after="0" w:line="240" w:lineRule="auto"/>
+            </w:pPr>
+            <w:r/>
+            <w:r>
+              <w:rPr>
+                <w:b w:val="0"/>
+                <w:sz w:val="19"/>
+              </w:rPr>
+              <w:t>lassú</w:t>
+            </w:r>
+          </w:p>
+        </w:tc>
+        <w:tc>
+          <w:tcPr>
+            <w:tcW w:type="dxa" w:w="1587"/>
+          </w:tcPr>
+          <w:p>
+            <w:pPr>
+              <w:keepNext/>
               <w:spacing w:after="0" w:line="240" w:lineRule="auto"/>
               <w:jc w:val="right"/>
             </w:pPr>
@@ -7502,7 +7714,207 @@
             <w:r>
               <w:rPr>
                 <w:b w:val="0"/>
-                <w:sz w:val="18"/>
+                <w:sz w:val="19"/>
+              </w:rPr>
+              <w:t>30</w:t>
+            </w:r>
+          </w:p>
+        </w:tc>
+        <w:tc>
+          <w:tcPr>
+            <w:tcW w:type="dxa" w:w="1928"/>
+            <w:shd w:val="clear" w:color="auto" w:fill="FFF2CC"/>
+          </w:tcPr>
+          <w:p>
+            <w:pPr>
+              <w:keepNext/>
+              <w:spacing w:after="0" w:line="240" w:lineRule="auto"/>
+            </w:pPr>
+            <w:r/>
+            <w:r>
+              <w:rPr>
+                <w:b w:val="0"/>
+                <w:sz w:val="19"/>
+              </w:rPr>
+            </w:r>
+          </w:p>
+        </w:tc>
+        <w:tc>
+          <w:tcPr>
+            <w:tcW w:type="dxa" w:w="2381"/>
+            <w:shd w:val="clear" w:color="auto" w:fill="FFF2CC"/>
+          </w:tcPr>
+          <w:p>
+            <w:pPr>
+              <w:keepNext/>
+              <w:spacing w:after="0" w:line="240" w:lineRule="auto"/>
+            </w:pPr>
+            <w:r/>
+            <w:r>
+              <w:rPr>
+                <w:b w:val="0"/>
+                <w:sz w:val="19"/>
+              </w:rPr>
+            </w:r>
+          </w:p>
+        </w:tc>
+        <w:tc>
+          <w:tcPr>
+            <w:tcW w:type="dxa" w:w="1928"/>
+            <w:shd w:val="clear" w:color="auto" w:fill="FFF2CC"/>
+          </w:tcPr>
+          <w:p>
+            <w:pPr>
+              <w:keepNext/>
+              <w:spacing w:after="0" w:line="240" w:lineRule="auto"/>
+            </w:pPr>
+            <w:r/>
+            <w:r>
+              <w:rPr>
+                <w:b w:val="0"/>
+                <w:sz w:val="19"/>
+              </w:rPr>
+            </w:r>
+          </w:p>
+        </w:tc>
+      </w:tr>
+      <w:tr>
+        <w:trPr>
+          <w:cantSplit/>
+        </w:trPr>
+        <w:tc>
+          <w:tcPr>
+            <w:tcW w:type="dxa" w:w="1474"/>
+          </w:tcPr>
+          <w:p>
+            <w:pPr>
+              <w:keepNext/>
+              <w:spacing w:after="0" w:line="240" w:lineRule="auto"/>
+            </w:pPr>
+            <w:r/>
+            <w:r>
+              <w:rPr>
+                <w:b w:val="0"/>
+                <w:sz w:val="19"/>
+              </w:rPr>
+              <w:t>közepes</w:t>
+            </w:r>
+          </w:p>
+        </w:tc>
+        <w:tc>
+          <w:tcPr>
+            <w:tcW w:type="dxa" w:w="1587"/>
+          </w:tcPr>
+          <w:p>
+            <w:pPr>
+              <w:keepNext/>
+              <w:spacing w:after="0" w:line="240" w:lineRule="auto"/>
+              <w:jc w:val="right"/>
+            </w:pPr>
+            <w:r/>
+            <w:r>
+              <w:rPr>
+                <w:b w:val="0"/>
+                <w:sz w:val="19"/>
+              </w:rPr>
+              <w:t>90</w:t>
+            </w:r>
+          </w:p>
+        </w:tc>
+        <w:tc>
+          <w:tcPr>
+            <w:tcW w:type="dxa" w:w="1928"/>
+            <w:shd w:val="clear" w:color="auto" w:fill="FFF2CC"/>
+          </w:tcPr>
+          <w:p>
+            <w:pPr>
+              <w:keepNext/>
+              <w:spacing w:after="0" w:line="240" w:lineRule="auto"/>
+            </w:pPr>
+            <w:r/>
+            <w:r>
+              <w:rPr>
+                <w:b w:val="0"/>
+                <w:sz w:val="19"/>
+              </w:rPr>
+            </w:r>
+          </w:p>
+        </w:tc>
+        <w:tc>
+          <w:tcPr>
+            <w:tcW w:type="dxa" w:w="2381"/>
+            <w:shd w:val="clear" w:color="auto" w:fill="FFF2CC"/>
+          </w:tcPr>
+          <w:p>
+            <w:pPr>
+              <w:keepNext/>
+              <w:spacing w:after="0" w:line="240" w:lineRule="auto"/>
+            </w:pPr>
+            <w:r/>
+            <w:r>
+              <w:rPr>
+                <w:b w:val="0"/>
+                <w:sz w:val="19"/>
+              </w:rPr>
+            </w:r>
+          </w:p>
+        </w:tc>
+        <w:tc>
+          <w:tcPr>
+            <w:tcW w:type="dxa" w:w="1928"/>
+            <w:shd w:val="clear" w:color="auto" w:fill="FFF2CC"/>
+          </w:tcPr>
+          <w:p>
+            <w:pPr>
+              <w:keepNext/>
+              <w:spacing w:after="0" w:line="240" w:lineRule="auto"/>
+            </w:pPr>
+            <w:r/>
+            <w:r>
+              <w:rPr>
+                <w:b w:val="0"/>
+                <w:sz w:val="19"/>
+              </w:rPr>
+            </w:r>
+          </w:p>
+        </w:tc>
+      </w:tr>
+      <w:tr>
+        <w:trPr>
+          <w:cantSplit/>
+        </w:trPr>
+        <w:tc>
+          <w:tcPr>
+            <w:tcW w:type="dxa" w:w="1474"/>
+          </w:tcPr>
+          <w:p>
+            <w:pPr>
+              <w:spacing w:after="0" w:line="240" w:lineRule="auto"/>
+            </w:pPr>
+            <w:r/>
+            <w:r>
+              <w:rPr>
+                <w:b w:val="0"/>
+                <w:sz w:val="19"/>
+              </w:rPr>
+              <w:t>gyors</w:t>
+            </w:r>
+          </w:p>
+        </w:tc>
+        <w:tc>
+          <w:tcPr>
+            <w:tcW w:type="dxa" w:w="1587"/>
+          </w:tcPr>
+          <w:p>
+            <w:pPr>
+              <w:spacing w:after="0" w:line="240" w:lineRule="auto"/>
+              <w:jc w:val="right"/>
+            </w:pPr>
+            <w:r/>
+            <w:r>
+              <w:rPr>
+                <w:b w:val="0"/>
+                <w:sz w:val="19"/>
               </w:rPr>
               <w:t>180</w:t>
             </w:r>
@@ -7510,7 +7922,7 @@
         </w:tc>
         <w:tc>
           <w:tcPr>
-            <w:tcW w:type="dxa" w:w="1134"/>
+            <w:tcW w:type="dxa" w:w="1928"/>
             <w:shd w:val="clear" w:color="auto" w:fill="FFF2CC"/>
           </w:tcPr>
           <w:p>
@@ -7521,14 +7933,14 @@
             <w:r>
               <w:rPr>
                 <w:b w:val="0"/>
-                <w:sz w:val="18"/>
-              </w:rPr>
-            </w:r>
-          </w:p>
-        </w:tc>
-        <w:tc>
-          <w:tcPr>
-            <w:tcW w:type="dxa" w:w="1247"/>
+                <w:sz w:val="19"/>
+              </w:rPr>
+            </w:r>
+          </w:p>
+        </w:tc>
+        <w:tc>
+          <w:tcPr>
+            <w:tcW w:type="dxa" w:w="2381"/>
             <w:shd w:val="clear" w:color="auto" w:fill="FFF2CC"/>
           </w:tcPr>
           <w:p>
@@ -7539,14 +7951,14 @@
             <w:r>
               <w:rPr>
                 <w:b w:val="0"/>
-                <w:sz w:val="18"/>
-              </w:rPr>
-            </w:r>
-          </w:p>
-        </w:tc>
-        <w:tc>
-          <w:tcPr>
-            <w:tcW w:type="dxa" w:w="1247"/>
+                <w:sz w:val="19"/>
+              </w:rPr>
+            </w:r>
+          </w:p>
+        </w:tc>
+        <w:tc>
+          <w:tcPr>
+            <w:tcW w:type="dxa" w:w="1928"/>
             <w:shd w:val="clear" w:color="auto" w:fill="FFF2CC"/>
           </w:tcPr>
           <w:p>
@@ -7557,7 +7969,7 @@
             <w:r>
               <w:rPr>
                 <w:b w:val="0"/>
-                <w:sz w:val="18"/>
+                <w:sz w:val="19"/>
               </w:rPr>
             </w:r>
           </w:p>
@@ -9411,16 +9823,7 @@
     </w:p>
     <w:p>
       <w:r>
-        <w:t xml:space="preserve">A munkadarab várt helye lerakás után: </w:t>
-      </w:r>
-      <w:r>
-        <w:rPr>
-          <w:highlight w:val="yellow"/>
-        </w:rPr>
-        <w:t>[(0; 200; 0) mm, vagy sarokpontú dobozban a kiinduló hely + 400 mm Y irányban]</w:t>
-      </w:r>
-      <w:r>
-        <w:t>.</w:t>
+        <w:t>A munkadarab várt helye lerakás után: (0; 200; 0) mm (az Asztal keretben).</w:t>
       </w:r>
     </w:p>
     <w:p>
@@ -9903,13 +10306,13 @@
     </w:p>
     <w:p>
       <w:r>
-        <w:t xml:space="preserve">A Collision map-ben kikapcsolt (szándékosan érintkező) párok: </w:t>
+        <w:t xml:space="preserve">A Collision Map beállítása: </w:t>
       </w:r>
       <w:r>
         <w:rPr>
           <w:highlight w:val="yellow"/>
         </w:rPr>
-        <w:t>[pl. Megfogo–Munkadarab, Munkadarab–Asztallap]</w:t>
+        <w:t>[alapértelmezett / módosítva: …]</w:t>
       </w:r>
       <w:r>
         <w:t>.</w:t>

--- a/feladat1/jegyzokonyv_sablon.docx
+++ b/feladat1/jegyzokonyv_sablon.docx
@@ -666,10 +666,25 @@
         <w:rPr>
           <w:b/>
         </w:rPr>
-        <w:t xml:space="preserve">Ciklusidő és pályahossz: </w:t>
+        <w:t xml:space="preserve">Ciklusidő: </w:t>
       </w:r>
       <w:r>
-        <w:t>a program lefutása után a RoboDK állapotsorában kiírt becsült programidő és pályahossz. A program indítása előtt a robotot a program első célpontjába állítottam, és minden programot kétszer futtattam; a második futás eredményét rögzítettem.</w:t>
+        <w:t>a program lefutása után a RoboDK szimulációs sávján, a program neve mellett kiírt becsült programidő (például „PP_MoveJ_lassu time: 11.6s”). A RoboDK ezt egy tizedesre kerekítve írja ki, ezért a leolvasás felbontása 0,1 s. A program indítása előtt a robotot a program első célpontjába állítottam, és minden programot kétszer futtattam; a második futás eredményét rögzítettem.</w:t>
+      </w:r>
+    </w:p>
+    <w:p>
+      <w:pPr>
+        <w:pStyle w:val="ListBullet"/>
+        <w:spacing w:after="40"/>
+      </w:pPr>
+      <w:r>
+        <w:rPr>
+          <w:b/>
+        </w:rPr>
+        <w:t xml:space="preserve">Pályahossz: </w:t>
+      </w:r>
+      <w:r>
+        <w:t>számítással, a célpontok koordinátáiból és a leolvasott csuklószögekből (MoveL: egyenes szakaszok; MoveJ-átvitel: körív a robot talpa körül), mert a RoboDK a szimulációs sávon csak az időt írja ki.</w:t>
       </w:r>
     </w:p>
     <w:p>
@@ -5219,7 +5234,7 @@
           <w:b w:val="0"/>
           <w:i/>
         </w:rPr>
-        <w:t>A halványsárga cellák a mért, illetve számított értékek helyei. Az időket és a pályahosszokat a RoboDK állapotsorából olvastam le (minden program második futásából).</w:t>
+        <w:t>A halványsárga cellák a mért, illetve számított értékek helyei. Az időket a RoboDK szimulációs sávjáról olvastam le, minden program második futásából (felbontás: 0,1 s). A pályahosszak számított értékek (1.3).</w:t>
       </w:r>
     </w:p>
     <w:p>
@@ -5386,7 +5401,7 @@
                 <w:b/>
                 <w:sz w:val="19"/>
               </w:rPr>
-              <w:t>Mért pályahossz [mm]</w:t>
+              <w:t>Pályahossz [mm] (számított)</w:t>
             </w:r>
           </w:p>
         </w:tc>
@@ -6115,7 +6130,7 @@
         <w:rPr>
           <w:highlight w:val="yellow"/>
         </w:rPr>
-        <w:t>[Ide illeszd be a képernyőképet: az állapotsor egy program lefutása után]</w:t>
+        <w:t>[Ide illeszd be a képernyőképet: a szimulációs sáv a program végén (a program neve és ideje)]</w:t>
       </w:r>
     </w:p>
     <w:p>
@@ -6128,7 +6143,7 @@
           <w:b w:val="0"/>
           <w:i w:val="0"/>
         </w:rPr>
-        <w:t>11. ábra – Az állapotsor a PP_MoveJ_kozepes program végén</w:t>
+        <w:t>11. ábra – A szimulációs sáv a PP_MoveJ_kozepes program végén</w:t>
       </w:r>
     </w:p>
     <w:p>
@@ -6304,7 +6319,7 @@
                 <w:b/>
                 <w:sz w:val="19"/>
               </w:rPr>
-              <w:t>Mért út [mm]</w:t>
+              <w:t>Út [mm] (számított)</w:t>
             </w:r>
           </w:p>
         </w:tc>
@@ -7025,16 +7040,11 @@
     </w:p>
     <w:p>
       <w:r>
-        <w:t xml:space="preserve">A MoveL-út számítással: 100 + 400 + 100 = 600 mm (emelés, átvitel, leengedés). Mért: </w:t>
-      </w:r>
-      <w:r>
         <w:rPr>
-          <w:highlight w:val="yellow"/>
+          <w:b w:val="0"/>
+          <w:i w:val="0"/>
         </w:rPr>
-        <w:t>[…]</w:t>
-      </w:r>
-      <w:r>
-        <w:t xml:space="preserve"> mm.</w:t>
+        <w:t>A MoveL-út számítással: 100 + 400 + 100 = 600 mm (emelés, átvitel, leengedés).</w:t>
       </w:r>
     </w:p>
     <w:p>
@@ -7057,7 +7067,7 @@
         <w:t>[…]</w:t>
       </w:r>
       <w:r>
-        <w:t xml:space="preserve"> mm. Számítva: 100 + </w:t>
+        <w:t xml:space="preserve"> mm. A teljes út: 100 + </w:t>
       </w:r>
       <w:r>
         <w:rPr>
@@ -7067,15 +7077,6 @@
       </w:r>
       <w:r>
         <w:t xml:space="preserve"> + 100 = </w:t>
-      </w:r>
-      <w:r>
-        <w:rPr>
-          <w:highlight w:val="yellow"/>
-        </w:rPr>
-        <w:t>[…]</w:t>
-      </w:r>
-      <w:r>
-        <w:t xml:space="preserve"> mm; mért: </w:t>
       </w:r>
       <w:r>
         <w:rPr>
